--- a/Quiz/Lecture 12-13 Quiz ANS.docx
+++ b/Quiz/Lecture 12-13 Quiz ANS.docx
@@ -204,15 +204,7 @@
         <w:spacing w:line="240" w:lineRule="auto"/>
       </w:pPr>
       <w:r>
-        <w:t xml:space="preserve">A. It chooses which </w:t>
-      </w:r>
-      <w:proofErr w:type="gramStart"/>
-      <w:r>
-        <w:t>routing</w:t>
-      </w:r>
-      <w:proofErr w:type="gramEnd"/>
-      <w:r>
-        <w:t xml:space="preserve"> paths packets follow</w:t>
+        <w:t>A. It chooses which routing paths packets follow</w:t>
       </w:r>
     </w:p>
     <w:p>
@@ -259,23 +251,7 @@
         <w:spacing w:line="240" w:lineRule="auto"/>
       </w:pPr>
       <w:r>
-        <w:t xml:space="preserve">ANS: B – Bandwidth is a limited </w:t>
-      </w:r>
-      <w:proofErr w:type="gramStart"/>
-      <w:r>
-        <w:t>resource</w:t>
-      </w:r>
-      <w:proofErr w:type="gramEnd"/>
-      <w:r>
-        <w:t xml:space="preserve"> and each connection demands some share; congestion control decides how much rate each flow </w:t>
-      </w:r>
-      <w:proofErr w:type="gramStart"/>
-      <w:r>
-        <w:t>actually gets</w:t>
-      </w:r>
-      <w:proofErr w:type="gramEnd"/>
-      <w:r>
-        <w:t>.</w:t>
+        <w:t>ANS: B – Bandwidth is a limited resource and each connection demands some share; congestion control decides how much rate each flow actually gets.</w:t>
       </w:r>
     </w:p>
     <w:p>
@@ -546,18 +522,74 @@
     </w:p>
     <w:p>
       <w:pPr>
+        <w:spacing w:after="0"/>
+      </w:pPr>
+      <w:r>
+        <w:t>8</w:t>
+      </w:r>
+      <w:r>
+        <w:t>. Why can opening many parallel TCP connections be considered a cheating strategy?</w:t>
+      </w:r>
+    </w:p>
+    <w:p>
+      <w:pPr>
+        <w:pStyle w:val="ListBullet"/>
+        <w:numPr>
+          <w:ilvl w:val="0"/>
+          <w:numId w:val="0"/>
+        </w:numPr>
+      </w:pPr>
+      <w:r>
+        <w:t>A. Because TCP shares bandwidth per host rather than per connection, so multiple connections are treated as one</w:t>
+      </w:r>
+    </w:p>
+    <w:p>
+      <w:pPr>
+        <w:pStyle w:val="ListBullet"/>
+        <w:numPr>
+          <w:ilvl w:val="0"/>
+          <w:numId w:val="0"/>
+        </w:numPr>
+      </w:pPr>
+      <w:r>
+        <w:t>B. Because each connection receives its own share of bandwidth, so a user with many connections captures more total bandwidth than a user with one</w:t>
+      </w:r>
+    </w:p>
+    <w:p>
+      <w:pPr>
+        <w:pStyle w:val="ListBullet"/>
+        <w:numPr>
+          <w:ilvl w:val="0"/>
+          <w:numId w:val="0"/>
+        </w:numPr>
+      </w:pPr>
+      <w:r>
+        <w:t>C. Because routers automatically deprioritize packets from users with multiple simultaneous flows</w:t>
+      </w:r>
+    </w:p>
+    <w:p>
+      <w:pPr>
+        <w:pStyle w:val="ListBullet"/>
+        <w:numPr>
+          <w:ilvl w:val="0"/>
+          <w:numId w:val="0"/>
+        </w:numPr>
+      </w:pPr>
+      <w:r>
+        <w:t>D. Because duplicate ACK detection is disabled across parallel connections</w:t>
+      </w:r>
+    </w:p>
+    <w:p>
+      <w:r>
+        <w:t>ANS: B – TCP congestion control operates per connection; bandwidth is divided roughly equally among connections, so a host running N connections can receive up to N times the share of a host running one connection.</w:t>
+      </w:r>
+    </w:p>
+    <w:p>
+      <w:pPr>
         <w:spacing w:after="0" w:line="240" w:lineRule="auto"/>
       </w:pPr>
       <w:r>
-        <w:t xml:space="preserve">8. Which is </w:t>
-      </w:r>
-      <w:proofErr w:type="gramStart"/>
-      <w:r>
-        <w:t>a key</w:t>
-      </w:r>
-      <w:proofErr w:type="gramEnd"/>
-      <w:r>
-        <w:t xml:space="preserve"> downside of using delay-based congestion detection compared to loss-based detection?</w:t>
+        <w:t>9. What is the main purpose of TCP slow start?</w:t>
       </w:r>
     </w:p>
     <w:p>
@@ -570,7 +602,7 @@
         <w:spacing w:line="240" w:lineRule="auto"/>
       </w:pPr>
       <w:r>
-        <w:t>A. Delay-based schemes cannot react to congestion</w:t>
+        <w:t>A. Keep the window small to minimize queuing delay</w:t>
       </w:r>
     </w:p>
     <w:p>
@@ -583,15 +615,13 @@
         <w:spacing w:line="240" w:lineRule="auto"/>
       </w:pPr>
       <w:r>
-        <w:t xml:space="preserve">B. Packet </w:t>
-      </w:r>
-      <w:proofErr w:type="gramStart"/>
-      <w:r>
-        <w:t>delay</w:t>
-      </w:r>
-      <w:proofErr w:type="gramEnd"/>
-      <w:r>
-        <w:t xml:space="preserve"> can vary for reasons other than queue buildup</w:t>
+        <w:t>B. Quickly discover an approximate available bandwidth starting from a low</w:t>
+      </w:r>
+      <w:r>
+        <w:t xml:space="preserve"> sending</w:t>
+      </w:r>
+      <w:r>
+        <w:t xml:space="preserve"> rate</w:t>
       </w:r>
     </w:p>
     <w:p>
@@ -604,7 +634,7 @@
         <w:spacing w:line="240" w:lineRule="auto"/>
       </w:pPr>
       <w:r>
-        <w:t>C. Delay measurements require changes to packet headers</w:t>
+        <w:t>C. Guarantee fairness between flows of different RTTs</w:t>
       </w:r>
     </w:p>
     <w:p>
@@ -617,7 +647,7 @@
         <w:spacing w:line="240" w:lineRule="auto"/>
       </w:pPr>
       <w:r>
-        <w:t>D. Delay-based schemes cannot support high-speed links</w:t>
+        <w:t>D. Prevent all packet loss during connection startup</w:t>
       </w:r>
     </w:p>
     <w:p>
@@ -625,7 +655,7 @@
         <w:spacing w:line="240" w:lineRule="auto"/>
       </w:pPr>
       <w:r>
-        <w:t>ANS: B – Delay fluctuates with queue length and cross-traffic, making it harder to interpret cleanly than binary loss events.</w:t>
+        <w:t>ANS: B – Slow start begins with a conservative window and doubles it each RTT to rapidly approach a safe sending rate without prior bandwidth knowledge.</w:t>
       </w:r>
     </w:p>
     <w:p>
@@ -633,7 +663,7 @@
         <w:spacing w:after="0" w:line="240" w:lineRule="auto"/>
       </w:pPr>
       <w:r>
-        <w:t>9. What is the main purpose of TCP slow start?</w:t>
+        <w:t>10. In slow start, what rate-adjustment behavior causes the window to grow exponentially?</w:t>
       </w:r>
     </w:p>
     <w:p>
@@ -646,7 +676,7 @@
         <w:spacing w:line="240" w:lineRule="auto"/>
       </w:pPr>
       <w:r>
-        <w:t>A. Keep the window small to minimize queuing delay</w:t>
+        <w:t>A. Adding a fixed number of packets to CWND each RTT</w:t>
       </w:r>
     </w:p>
     <w:p>
@@ -659,13 +689,7 @@
         <w:spacing w:line="240" w:lineRule="auto"/>
       </w:pPr>
       <w:r>
-        <w:t>B. Quickly discover an approximate available bandwidth starting from a low</w:t>
-      </w:r>
-      <w:r>
-        <w:t xml:space="preserve"> sending</w:t>
-      </w:r>
-      <w:r>
-        <w:t xml:space="preserve"> rate</w:t>
+        <w:t>B. Halving CWND on every ACK</w:t>
       </w:r>
     </w:p>
     <w:p>
@@ -678,7 +702,7 @@
         <w:spacing w:line="240" w:lineRule="auto"/>
       </w:pPr>
       <w:r>
-        <w:t>C. Guarantee fairness between flows of different RTTs</w:t>
+        <w:t>C. Doubling CWND every RTT by adding one packet per ACK in that RTT</w:t>
       </w:r>
     </w:p>
     <w:p>
@@ -691,7 +715,7 @@
         <w:spacing w:line="240" w:lineRule="auto"/>
       </w:pPr>
       <w:r>
-        <w:t>D. Prevent all packet loss during connection startup</w:t>
+        <w:t>D. Keeping CWND constant and only adjusting the timeout</w:t>
       </w:r>
     </w:p>
     <w:p>
@@ -699,7 +723,7 @@
         <w:spacing w:line="240" w:lineRule="auto"/>
       </w:pPr>
       <w:r>
-        <w:t>ANS: B – Slow start begins with a conservative window and doubles it each RTT to rapidly approach a safe sending rate without prior bandwidth knowledge.</w:t>
+        <w:t>ANS: C – Each ACK increases CWND by one packet; over one RTT with CWND packets, this leads to roughly doubling CWND each RTT.</w:t>
       </w:r>
     </w:p>
     <w:p>
@@ -707,7 +731,7 @@
         <w:spacing w:after="0" w:line="240" w:lineRule="auto"/>
       </w:pPr>
       <w:r>
-        <w:t>10. In slow start, what rate-adjustment behavior causes the window to grow exponentially?</w:t>
+        <w:t>11. What distinguishes AIMD from AIAD, MIAD, and MIMD in the fairness analysis?</w:t>
       </w:r>
     </w:p>
     <w:p>
@@ -720,7 +744,7 @@
         <w:spacing w:line="240" w:lineRule="auto"/>
       </w:pPr>
       <w:r>
-        <w:t>A. Adding a fixed number of packets to CWND each RTT</w:t>
+        <w:t>A. AIMD always keeps CWND fixed while the others change it</w:t>
       </w:r>
     </w:p>
     <w:p>
@@ -733,7 +757,7 @@
         <w:spacing w:line="240" w:lineRule="auto"/>
       </w:pPr>
       <w:r>
-        <w:t>B. Halving CWND on every ACK</w:t>
+        <w:t>B. AIMD is the only scheme that converges to a fair allocation</w:t>
       </w:r>
     </w:p>
     <w:p>
@@ -746,7 +770,8 @@
         <w:spacing w:line="240" w:lineRule="auto"/>
       </w:pPr>
       <w:r>
-        <w:t>C. Doubling CWND every RTT by adding one packet per ACK in that RTT</w:t>
+        <w:lastRenderedPageBreak/>
+        <w:t>C. AIMD guarantees zero loss while others do not</w:t>
       </w:r>
     </w:p>
     <w:p>
@@ -759,7 +784,7 @@
         <w:spacing w:line="240" w:lineRule="auto"/>
       </w:pPr>
       <w:r>
-        <w:t>D. Keeping CWND constant and only adjusting the timeout</w:t>
+        <w:t>D. AIMD is the only scheme that can be implemented at routers</w:t>
       </w:r>
     </w:p>
     <w:p>
@@ -767,7 +792,7 @@
         <w:spacing w:line="240" w:lineRule="auto"/>
       </w:pPr>
       <w:r>
-        <w:t>ANS: C – Each ACK increases CWND by one packet; over one RTT with CWND packets, this leads to roughly doubling CWND each RTT.</w:t>
+        <w:t>ANS: B –AIAD preserves absolute gaps, MIMD preserves ratios, MIAD amplifies unfairness, while AIMD shrinks the gap and converges to fairness.</w:t>
       </w:r>
     </w:p>
     <w:p>
@@ -775,7 +800,7 @@
         <w:spacing w:after="0" w:line="240" w:lineRule="auto"/>
       </w:pPr>
       <w:r>
-        <w:t>11. What distinguishes AIMD from AIAD, MIAD, and MIMD in the fairness analysis?</w:t>
+        <w:t>12. In the two-flow rate-adjustment graph, what does the "efficiency line" X + Y = C represent?</w:t>
       </w:r>
     </w:p>
     <w:p>
@@ -788,7 +813,7 @@
         <w:spacing w:line="240" w:lineRule="auto"/>
       </w:pPr>
       <w:r>
-        <w:t>A. AIMD always keeps CWND fixed while the others change it</w:t>
+        <w:t>A. The set of allocations where one flow gets all bandwidth</w:t>
       </w:r>
     </w:p>
     <w:p>
@@ -801,15 +826,10 @@
         <w:spacing w:line="240" w:lineRule="auto"/>
       </w:pPr>
       <w:r>
-        <w:t xml:space="preserve">B. AIMD is the only scheme that converges </w:t>
-      </w:r>
-      <w:proofErr w:type="gramStart"/>
-      <w:r>
-        <w:t>to</w:t>
-      </w:r>
-      <w:proofErr w:type="gramEnd"/>
-      <w:r>
-        <w:t xml:space="preserve"> a fair allocation</w:t>
+        <w:t>B. Allocations where total used bandwidth equals link capacity</w:t>
+      </w:r>
+      <w:r>
+        <w:t xml:space="preserve"> (full utilization of the link)</w:t>
       </w:r>
     </w:p>
     <w:p>
@@ -822,7 +842,7 @@
         <w:spacing w:line="240" w:lineRule="auto"/>
       </w:pPr>
       <w:r>
-        <w:t>C. AIMD guarantees zero loss while others do not</w:t>
+        <w:t>C. Allocations with minimal delay and no loss</w:t>
       </w:r>
     </w:p>
     <w:p>
@@ -835,7 +855,7 @@
         <w:spacing w:line="240" w:lineRule="auto"/>
       </w:pPr>
       <w:r>
-        <w:t>D. AIMD is the only scheme that can be implemented at routers</w:t>
+        <w:t>D. Allocations that are guaranteed fair</w:t>
       </w:r>
     </w:p>
     <w:p>
@@ -843,20 +863,125 @@
         <w:spacing w:line="240" w:lineRule="auto"/>
       </w:pPr>
       <w:r>
-        <w:t>ANS: B –AIAD preserves absolute gaps, MIMD preserves ratios, MIAD amplifies unfairness, while AIMD shrinks the gap and converges to fairness.</w:t>
-      </w:r>
-    </w:p>
-    <w:p>
-      <w:pPr>
-        <w:spacing w:line="240" w:lineRule="auto"/>
-      </w:pPr>
+        <w:t>ANS: B – The efficiency line X + Y = C denotes full utilization of the link; points above are congested, below leave capacity unused.</w:t>
+      </w:r>
+    </w:p>
+    <w:p>
+      <w:pPr>
+        <w:spacing w:after="0"/>
+      </w:pPr>
+      <w:r>
+        <w:t>13. What is a major benefit of Explicit Congestion Notification (ECN) over pure loss-based congestion signaling?</w:t>
+      </w:r>
+    </w:p>
+    <w:p>
+      <w:pPr>
+        <w:pStyle w:val="ListBullet"/>
+        <w:spacing w:after="0"/>
+      </w:pPr>
+      <w:r>
+        <w:t>A. It guarantees zero queueing delay on all links</w:t>
+      </w:r>
+    </w:p>
+    <w:p>
+      <w:pPr>
+        <w:pStyle w:val="ListBullet"/>
+        <w:spacing w:after="0"/>
+      </w:pPr>
+      <w:r>
+        <w:t>B. It lets routers warn senders about congestion before queues overflow and packets are dropped</w:t>
+      </w:r>
+    </w:p>
+    <w:p>
+      <w:pPr>
+        <w:pStyle w:val="ListBullet"/>
+        <w:spacing w:after="0"/>
+      </w:pPr>
+      <w:r>
+        <w:t>C. It removes the need for ACKs entirely</w:t>
+      </w:r>
+    </w:p>
+    <w:p>
+      <w:pPr>
+        <w:pStyle w:val="ListBullet"/>
+        <w:spacing w:after="0"/>
+      </w:pPr>
+      <w:r>
+        <w:t>D. It makes TCP throughput completely independent of RTT</w:t>
+      </w:r>
+    </w:p>
+    <w:p>
+      <w:r>
+        <w:t>ANS: B – ECN uses a header bit set by congested routers to signal impending congestion before queues are full, reducing delays and avoiding the confusion between corruption-induced loss and congestion-induced loss.</w:t>
+      </w:r>
+    </w:p>
+    <w:p>
+      <w:pPr>
+        <w:spacing w:after="0"/>
+      </w:pPr>
+      <w:r>
+        <w:t>14. Why can opening many parallel TCP connections be considered a cheating strategy?</w:t>
+      </w:r>
+    </w:p>
+    <w:p>
+      <w:pPr>
+        <w:pStyle w:val="ListBullet"/>
+        <w:numPr>
+          <w:ilvl w:val="0"/>
+          <w:numId w:val="0"/>
+        </w:numPr>
+      </w:pPr>
+      <w:r>
+        <w:t>A. Because TCP shares bandwidth per host rather than per connection, so multiple connections are treated as one</w:t>
+      </w:r>
+    </w:p>
+    <w:p>
+      <w:pPr>
+        <w:pStyle w:val="ListBullet"/>
+        <w:numPr>
+          <w:ilvl w:val="0"/>
+          <w:numId w:val="0"/>
+        </w:numPr>
+      </w:pPr>
+      <w:r>
+        <w:t>B. Because each connection receives its own share of bandwidth, so a user with many connections captures more total bandwidth than a user with one</w:t>
+      </w:r>
+    </w:p>
+    <w:p>
+      <w:pPr>
+        <w:pStyle w:val="ListBullet"/>
+        <w:numPr>
+          <w:ilvl w:val="0"/>
+          <w:numId w:val="0"/>
+        </w:numPr>
+      </w:pPr>
+      <w:r>
+        <w:t>C. Because routers automatically deprioritize packets from users with multiple simultaneous flows</w:t>
+      </w:r>
+    </w:p>
+    <w:p>
+      <w:pPr>
+        <w:pStyle w:val="ListBullet"/>
+        <w:numPr>
+          <w:ilvl w:val="0"/>
+          <w:numId w:val="0"/>
+        </w:numPr>
+      </w:pPr>
+      <w:r>
+        <w:t>D. Because duplicate ACK detection is disabled across parallel connections</w:t>
+      </w:r>
+    </w:p>
+    <w:p>
+      <w:r>
+        <w:t>ANS: B – TCP congestion control operates per connection; bandwidth is divided roughly equally among connections, so a host running N connections can receive up to N times the share of a host running one connection.</w:t>
+      </w:r>
     </w:p>
     <w:p>
       <w:pPr>
         <w:spacing w:after="0" w:line="240" w:lineRule="auto"/>
       </w:pPr>
       <w:r>
-        <w:t>12. In the two-flow rate-adjustment graph, what does the "efficiency line" X + Y = C represent?</w:t>
+        <w:t>15. In AIMD, what happens to the difference between two flows’ rates when both decrease on loss?</w:t>
       </w:r>
     </w:p>
     <w:p>
@@ -869,7 +994,7 @@
         <w:spacing w:line="240" w:lineRule="auto"/>
       </w:pPr>
       <w:r>
-        <w:t>A. The set of allocations where one flow gets all bandwidth</w:t>
+        <w:t>A. The difference doubles</w:t>
       </w:r>
     </w:p>
     <w:p>
@@ -882,10 +1007,7 @@
         <w:spacing w:line="240" w:lineRule="auto"/>
       </w:pPr>
       <w:r>
-        <w:t>B. Allocations where total used bandwidth equals link capacity</w:t>
-      </w:r>
-      <w:r>
-        <w:t xml:space="preserve"> (full utilization of the link)</w:t>
+        <w:t>B. The difference stays the same</w:t>
       </w:r>
     </w:p>
     <w:p>
@@ -898,7 +1020,7 @@
         <w:spacing w:line="240" w:lineRule="auto"/>
       </w:pPr>
       <w:r>
-        <w:t>C. Allocations with minimal delay and no loss</w:t>
+        <w:t>C. The difference halves</w:t>
       </w:r>
     </w:p>
     <w:p>
@@ -911,7 +1033,7 @@
         <w:spacing w:line="240" w:lineRule="auto"/>
       </w:pPr>
       <w:r>
-        <w:t>D. Allocations that are guaranteed fair</w:t>
+        <w:t>D. The difference becomes zero immediately</w:t>
       </w:r>
     </w:p>
     <w:p>
@@ -919,141 +1041,60 @@
         <w:spacing w:line="240" w:lineRule="auto"/>
       </w:pPr>
       <w:r>
-        <w:t>ANS: B – The efficiency line X + Y = C denotes full utilization of the link; points above are congested, below leave capacity unused.</w:t>
-      </w:r>
-    </w:p>
-    <w:p>
-      <w:pPr>
-        <w:spacing w:after="0"/>
-      </w:pPr>
-      <w:r>
-        <w:t xml:space="preserve">13. What is </w:t>
-      </w:r>
-      <w:proofErr w:type="gramStart"/>
-      <w:r>
-        <w:t>a major</w:t>
-      </w:r>
-      <w:proofErr w:type="gramEnd"/>
-      <w:r>
-        <w:t xml:space="preserve"> benefit of Explicit Congestion Notification (ECN) over pure loss-based congestion signaling?</w:t>
+        <w:lastRenderedPageBreak/>
+        <w:t>ANS: C – When both halve their rates, the difference becomes 0.5·(Y − X), so gaps shrink on each multiplicative decrease event.</w:t>
+      </w:r>
+    </w:p>
+    <w:p>
+      <w:pPr>
+        <w:spacing w:after="0" w:line="240" w:lineRule="auto"/>
+      </w:pPr>
+      <w:r>
+        <w:t>16. In the event-driven TCP model, which events cause CWND updates?</w:t>
       </w:r>
     </w:p>
     <w:p>
       <w:pPr>
         <w:pStyle w:val="ListBullet"/>
-        <w:spacing w:after="0"/>
-      </w:pPr>
-      <w:r>
-        <w:t>A. It guarantees zero queueing delay on all links</w:t>
+        <w:spacing w:line="240" w:lineRule="auto"/>
+      </w:pPr>
+      <w:r>
+        <w:t>A. New ACKs only</w:t>
       </w:r>
     </w:p>
     <w:p>
       <w:pPr>
         <w:pStyle w:val="ListBullet"/>
-        <w:spacing w:after="0"/>
-      </w:pPr>
-      <w:r>
-        <w:t>B. It lets routers warn senders about congestion before queues overflow and packets are dropped</w:t>
+        <w:spacing w:line="240" w:lineRule="auto"/>
+      </w:pPr>
+      <w:r>
+        <w:t>B. New ACKs and duplicate ACKs only</w:t>
       </w:r>
     </w:p>
     <w:p>
       <w:pPr>
         <w:pStyle w:val="ListBullet"/>
-        <w:spacing w:after="0"/>
-      </w:pPr>
-      <w:r>
-        <w:t>C. It removes the need for ACKs entirely</w:t>
+        <w:spacing w:line="240" w:lineRule="auto"/>
+      </w:pPr>
+      <w:r>
+        <w:t>C. New ACKs, duplicate ACKs, and timeout events</w:t>
       </w:r>
     </w:p>
     <w:p>
       <w:pPr>
         <w:pStyle w:val="ListBullet"/>
-        <w:spacing w:after="0"/>
-      </w:pPr>
-      <w:r>
-        <w:t>D. It makes TCP throughput completely independent of RTT</w:t>
-      </w:r>
-    </w:p>
-    <w:p>
-      <w:r>
-        <w:t>ANS: B – ECN uses a header bit set by congested routers to signal impending congestion before queues are full, reducing delays and avoiding the confusion between corruption-induced loss and congestion-induced loss.</w:t>
-      </w:r>
-    </w:p>
-    <w:p>
-      <w:pPr>
-        <w:spacing w:after="0"/>
-      </w:pPr>
-      <w:r>
-        <w:t>14. Why can opening many parallel TCP connections be considered a cheating strategy?</w:t>
-      </w:r>
-    </w:p>
-    <w:p>
-      <w:pPr>
-        <w:pStyle w:val="ListBullet"/>
-        <w:numPr>
-          <w:ilvl w:val="0"/>
-          <w:numId w:val="0"/>
-        </w:numPr>
-      </w:pPr>
-      <w:r>
-        <w:t xml:space="preserve">A. Because TCP shares </w:t>
-      </w:r>
-      <w:proofErr w:type="gramStart"/>
-      <w:r>
-        <w:t>bandwidth per host</w:t>
-      </w:r>
-      <w:proofErr w:type="gramEnd"/>
-      <w:r>
-        <w:t xml:space="preserve"> rather than per connection, so multiple connections are treated as one</w:t>
-      </w:r>
-    </w:p>
-    <w:p>
-      <w:pPr>
-        <w:pStyle w:val="ListBullet"/>
-        <w:numPr>
-          <w:ilvl w:val="0"/>
-          <w:numId w:val="0"/>
-        </w:numPr>
-      </w:pPr>
-      <w:r>
-        <w:t xml:space="preserve">B. Because each connection receives its own share of </w:t>
-      </w:r>
-      <w:proofErr w:type="gramStart"/>
-      <w:r>
-        <w:t>bandwidth, so</w:t>
-      </w:r>
-      <w:proofErr w:type="gramEnd"/>
-      <w:r>
-        <w:t xml:space="preserve"> a user with many connections captures more total bandwidth than a user with one</w:t>
-      </w:r>
-    </w:p>
-    <w:p>
-      <w:pPr>
-        <w:pStyle w:val="ListBullet"/>
-        <w:numPr>
-          <w:ilvl w:val="0"/>
-          <w:numId w:val="0"/>
-        </w:numPr>
-      </w:pPr>
-      <w:r>
-        <w:t>C. Because routers automatically deprioritize packets from users with multiple simultaneous flows</w:t>
-      </w:r>
-    </w:p>
-    <w:p>
-      <w:pPr>
-        <w:pStyle w:val="ListBullet"/>
-        <w:numPr>
-          <w:ilvl w:val="0"/>
-          <w:numId w:val="0"/>
-        </w:numPr>
-      </w:pPr>
-      <w:r>
-        <w:t>D. Because duplicate ACK detection is disabled across parallel connections</w:t>
-      </w:r>
-    </w:p>
-    <w:p>
-      <w:r>
-        <w:t>ANS: B – TCP congestion control operates per connection; bandwidth is divided roughly equally among connections, so a host running N connections can receive up to N times the share of a host running one connection.</w:t>
+        <w:spacing w:line="240" w:lineRule="auto"/>
+      </w:pPr>
+      <w:r>
+        <w:t>D. Routing updates and ARP replies</w:t>
+      </w:r>
+    </w:p>
+    <w:p>
+      <w:pPr>
+        <w:spacing w:line="240" w:lineRule="auto"/>
+      </w:pPr>
+      <w:r>
+        <w:t>ANS: C – The sender updates CWND when new data is acknowledged, when duplicate ACKs signal possible loss, and when a retransmission timer expires.</w:t>
       </w:r>
     </w:p>
     <w:p>
@@ -1061,7 +1102,7 @@
         <w:spacing w:after="0" w:line="240" w:lineRule="auto"/>
       </w:pPr>
       <w:r>
-        <w:t>15. In AIMD, what happens to the difference between two flows’ rates when both decrease on loss?</w:t>
+        <w:t>17. During event-driven slow start, why does CWND effectively double every RTT?</w:t>
       </w:r>
     </w:p>
     <w:p>
@@ -1074,7 +1115,7 @@
         <w:spacing w:line="240" w:lineRule="auto"/>
       </w:pPr>
       <w:r>
-        <w:t>A. The difference doubles</w:t>
+        <w:t>A. The sender doubles CWND whenever a timeout occurs</w:t>
       </w:r>
     </w:p>
     <w:p>
@@ -1087,7 +1128,7 @@
         <w:spacing w:line="240" w:lineRule="auto"/>
       </w:pPr>
       <w:r>
-        <w:t>B. The difference stays the same</w:t>
+        <w:t>B. Each ACK both frees one packet in the window and increments CWND by one, allowing two packets to be sent per ACK</w:t>
       </w:r>
     </w:p>
     <w:p>
@@ -1100,7 +1141,7 @@
         <w:spacing w:line="240" w:lineRule="auto"/>
       </w:pPr>
       <w:r>
-        <w:t>C. The difference halves</w:t>
+        <w:t>C. The receiver explicitly sends its desired window size each RTT</w:t>
       </w:r>
     </w:p>
     <w:p>
@@ -1113,7 +1154,7 @@
         <w:spacing w:line="240" w:lineRule="auto"/>
       </w:pPr>
       <w:r>
-        <w:t>D. The difference becomes zero immediately</w:t>
+        <w:t>D. The router increases the rate field in packet headers</w:t>
       </w:r>
     </w:p>
     <w:p>
@@ -1121,7 +1162,7 @@
         <w:spacing w:line="240" w:lineRule="auto"/>
       </w:pPr>
       <w:r>
-        <w:t>ANS: C – When both halve their rates, the difference becomes 0.5·(Y − X), so gaps shrink on each multiplicative decrease event.</w:t>
+        <w:t>ANS: B – Each ACK lets the sender send one replacement packet and also increments CWND by 1, so across one RTT the number of outstanding packets doubles.</w:t>
       </w:r>
     </w:p>
     <w:p>
@@ -1129,60 +1170,7 @@
         <w:spacing w:after="0" w:line="240" w:lineRule="auto"/>
       </w:pPr>
       <w:r>
-        <w:t>16. In the event-driven TCP model, which events cause CWND updates?</w:t>
-      </w:r>
-    </w:p>
-    <w:p>
-      <w:pPr>
-        <w:pStyle w:val="ListBullet"/>
-        <w:spacing w:line="240" w:lineRule="auto"/>
-      </w:pPr>
-      <w:r>
-        <w:t>A. New ACKs only</w:t>
-      </w:r>
-    </w:p>
-    <w:p>
-      <w:pPr>
-        <w:pStyle w:val="ListBullet"/>
-        <w:spacing w:line="240" w:lineRule="auto"/>
-      </w:pPr>
-      <w:r>
-        <w:lastRenderedPageBreak/>
-        <w:t>B. New ACKs and duplicate ACKs only</w:t>
-      </w:r>
-    </w:p>
-    <w:p>
-      <w:pPr>
-        <w:pStyle w:val="ListBullet"/>
-        <w:spacing w:line="240" w:lineRule="auto"/>
-      </w:pPr>
-      <w:r>
-        <w:t>C. New ACKs, duplicate ACKs, and timeout events</w:t>
-      </w:r>
-    </w:p>
-    <w:p>
-      <w:pPr>
-        <w:pStyle w:val="ListBullet"/>
-        <w:spacing w:line="240" w:lineRule="auto"/>
-      </w:pPr>
-      <w:r>
-        <w:t>D. Routing updates and ARP replies</w:t>
-      </w:r>
-    </w:p>
-    <w:p>
-      <w:pPr>
-        <w:spacing w:line="240" w:lineRule="auto"/>
-      </w:pPr>
-      <w:r>
-        <w:t>ANS: C – The sender updates CWND when new data is acknowledged, when duplicate ACKs signal possible loss, and when a retransmission timer expires.</w:t>
-      </w:r>
-    </w:p>
-    <w:p>
-      <w:pPr>
-        <w:spacing w:after="0" w:line="240" w:lineRule="auto"/>
-      </w:pPr>
-      <w:r>
-        <w:t>17. During event-driven slow start, why does CWND effectively double every RTT?</w:t>
+        <w:t>18. What role does SSTHRESH play in TCP congestion control?</w:t>
       </w:r>
     </w:p>
     <w:p>
@@ -1195,7 +1183,7 @@
         <w:spacing w:line="240" w:lineRule="auto"/>
       </w:pPr>
       <w:r>
-        <w:t>A. The sender doubles CWND whenever a timeout occurs</w:t>
+        <w:t>A. It stores the maximum allowed RTT</w:t>
       </w:r>
     </w:p>
     <w:p>
@@ -1208,7 +1196,7 @@
         <w:spacing w:line="240" w:lineRule="auto"/>
       </w:pPr>
       <w:r>
-        <w:t>B. Each ACK both frees one packet in the window and increments CWND by one, allowing two packets to be sent per ACK</w:t>
+        <w:t>B. It records the last observed loss rate</w:t>
       </w:r>
     </w:p>
     <w:p>
@@ -1221,7 +1209,7 @@
         <w:spacing w:line="240" w:lineRule="auto"/>
       </w:pPr>
       <w:r>
-        <w:t>C. The receiver explicitly sends its desired window size each RTT</w:t>
+        <w:t>C. It remembers a "safe" window size where slow start should stop and AIMD should begin</w:t>
       </w:r>
     </w:p>
     <w:p>
@@ -1234,7 +1222,7 @@
         <w:spacing w:line="240" w:lineRule="auto"/>
       </w:pPr>
       <w:r>
-        <w:t>D. The router increases the rate field in packet headers</w:t>
+        <w:t>D. It indicates the number of duplicate ACKs seen so far</w:t>
       </w:r>
     </w:p>
     <w:p>
@@ -1242,15 +1230,7 @@
         <w:spacing w:line="240" w:lineRule="auto"/>
       </w:pPr>
       <w:r>
-        <w:t xml:space="preserve">ANS: B – Each ACK lets the sender send one replacement packet </w:t>
-      </w:r>
-      <w:proofErr w:type="gramStart"/>
-      <w:r>
-        <w:t>and also</w:t>
-      </w:r>
-      <w:proofErr w:type="gramEnd"/>
-      <w:r>
-        <w:t xml:space="preserve"> increments CWND by 1, so across one RTT the number of outstanding packets doubles.</w:t>
+        <w:t>ANS: C – SSTHRESH is set to about half the window at which loss occurred; slow start stops when CWND exceeds SSTHRESH, switching to additive increase.</w:t>
       </w:r>
     </w:p>
     <w:p>
@@ -1258,7 +1238,13 @@
         <w:spacing w:after="0" w:line="240" w:lineRule="auto"/>
       </w:pPr>
       <w:r>
-        <w:t>18. What role does SSTHRESH play in TCP congestion control?</w:t>
+        <w:t xml:space="preserve">19. In </w:t>
+      </w:r>
+      <w:r>
+        <w:t xml:space="preserve">the </w:t>
+      </w:r>
+      <w:r>
+        <w:t>fast-recovery example, what is the main problem with naive CWND halving after an isolated loss?</w:t>
       </w:r>
     </w:p>
     <w:p>
@@ -1271,7 +1257,7 @@
         <w:spacing w:line="240" w:lineRule="auto"/>
       </w:pPr>
       <w:r>
-        <w:t>A. It stores the maximum allowed RTT</w:t>
+        <w:t>A. It causes persistent routing loops</w:t>
       </w:r>
     </w:p>
     <w:p>
@@ -1284,7 +1270,7 @@
         <w:spacing w:line="240" w:lineRule="auto"/>
       </w:pPr>
       <w:r>
-        <w:t>B. It records the last observed loss rate</w:t>
+        <w:t>B. It forces the sender to stop sending until the retransmission is fully acknowledged</w:t>
       </w:r>
     </w:p>
     <w:p>
@@ -1297,7 +1283,7 @@
         <w:spacing w:line="240" w:lineRule="auto"/>
       </w:pPr>
       <w:r>
-        <w:t>C. It remembers a "safe" window size where slow start should stop and AIMD should begin</w:t>
+        <w:t>C. It increases the number of corrupt packets</w:t>
       </w:r>
     </w:p>
     <w:p>
@@ -1310,7 +1296,7 @@
         <w:spacing w:line="240" w:lineRule="auto"/>
       </w:pPr>
       <w:r>
-        <w:t>D. It indicates the number of duplicate ACKs seen so far</w:t>
+        <w:t>D. It makes duplicate ACKs impossible</w:t>
       </w:r>
     </w:p>
     <w:p>
@@ -1318,7 +1304,7 @@
         <w:spacing w:line="240" w:lineRule="auto"/>
       </w:pPr>
       <w:r>
-        <w:t>ANS: C – SSTHRESH is set to about half the window at which loss occurred; slow start stops when CWND exceeds SSTHRESH, switching to additive increase.</w:t>
+        <w:t>ANS: B – After halving CWND, the sender’s window may not permit new transmissions, causing it to sit idle until the retransmitted packet is acknowledged.</w:t>
       </w:r>
     </w:p>
     <w:p>
@@ -1326,13 +1312,7 @@
         <w:spacing w:after="0" w:line="240" w:lineRule="auto"/>
       </w:pPr>
       <w:r>
-        <w:t xml:space="preserve">19. In </w:t>
-      </w:r>
-      <w:r>
-        <w:t xml:space="preserve">the </w:t>
-      </w:r>
-      <w:r>
-        <w:t>fast-recovery example, what is the main problem with naive CWND halving after an isolated loss?</w:t>
+        <w:t>20. What key idea underlies fast recovery in TCP Reno/New Reno?</w:t>
       </w:r>
     </w:p>
     <w:p>
@@ -1345,7 +1325,7 @@
         <w:spacing w:line="240" w:lineRule="auto"/>
       </w:pPr>
       <w:r>
-        <w:t>A. It causes persistent routing loops</w:t>
+        <w:t>A. Use ECN bits to avoid all packet loss</w:t>
       </w:r>
     </w:p>
     <w:p>
@@ -1358,7 +1338,7 @@
         <w:spacing w:line="240" w:lineRule="auto"/>
       </w:pPr>
       <w:r>
-        <w:t>B. It forces the sender to stop sending until the retransmission is fully acknowledged</w:t>
+        <w:t>B. Grant temporary "credit" for each duplicate ACK to keep packets in flight</w:t>
       </w:r>
     </w:p>
     <w:p>
@@ -1371,7 +1351,7 @@
         <w:spacing w:line="240" w:lineRule="auto"/>
       </w:pPr>
       <w:r>
-        <w:t>C. It increases the number of corrupt packets</w:t>
+        <w:t>C. Reset CWND to 1 packet after every loss</w:t>
       </w:r>
     </w:p>
     <w:p>
@@ -1384,7 +1364,7 @@
         <w:spacing w:line="240" w:lineRule="auto"/>
       </w:pPr>
       <w:r>
-        <w:t>D. It makes duplicate ACKs impossible</w:t>
+        <w:t>D. Move congestion control into routers instead of hosts</w:t>
       </w:r>
     </w:p>
     <w:p>
@@ -1392,7 +1372,7 @@
         <w:spacing w:line="240" w:lineRule="auto"/>
       </w:pPr>
       <w:r>
-        <w:t>ANS: B – After halving CWND, the sender’s window may not permit new transmissions, causing it to sit idle until the retransmitted packet is acknowledged.</w:t>
+        <w:t>ANS: B – Fast recovery interprets duplicate ACKs as evidence that packets have left the network, so it temporarily inflates CWND by one per duplicate ACK to keep sending.</w:t>
       </w:r>
     </w:p>
     <w:p>
@@ -1400,7 +1380,7 @@
         <w:spacing w:after="0" w:line="240" w:lineRule="auto"/>
       </w:pPr>
       <w:r>
-        <w:t>20. What key idea underlies fast recovery in TCP Reno/New Reno?</w:t>
+        <w:t>21. In the combined TCP-with-congestion-control logic, what happens on three duplicate ACKs?</w:t>
       </w:r>
     </w:p>
     <w:p>
@@ -1413,7 +1393,8 @@
         <w:spacing w:line="240" w:lineRule="auto"/>
       </w:pPr>
       <w:r>
-        <w:t>A. Use ECN bits to avoid all packet loss</w:t>
+        <w:lastRenderedPageBreak/>
+        <w:t>A. CWND is set to 1 packet and slow start restarts</w:t>
       </w:r>
     </w:p>
     <w:p>
@@ -1426,7 +1407,7 @@
         <w:spacing w:line="240" w:lineRule="auto"/>
       </w:pPr>
       <w:r>
-        <w:t>B. Grant temporary "credit" for each duplicate ACK to keep packets in flight</w:t>
+        <w:t>B. SSTHRESH is set to CWND/2 and CWND is set to CWND/2 + 3, then the leftmost unacked packet is retransmitted</w:t>
       </w:r>
     </w:p>
     <w:p>
@@ -1439,7 +1420,7 @@
         <w:spacing w:line="240" w:lineRule="auto"/>
       </w:pPr>
       <w:r>
-        <w:t>C. Reset CWND to 1 packet after every loss</w:t>
+        <w:t>C. RTT estimation is reset and no retransmission is done</w:t>
       </w:r>
     </w:p>
     <w:p>
@@ -1452,7 +1433,7 @@
         <w:spacing w:line="240" w:lineRule="auto"/>
       </w:pPr>
       <w:r>
-        <w:t>D. Move congestion control into routers instead of hosts</w:t>
+        <w:t>D. The receiver increases its advertised window</w:t>
       </w:r>
     </w:p>
     <w:p>
@@ -1460,7 +1441,68 @@
         <w:spacing w:line="240" w:lineRule="auto"/>
       </w:pPr>
       <w:r>
-        <w:t>ANS: B – Fast recovery interprets duplicate ACKs as evidence that packets have left the network, so it temporarily inflates CWND by one per duplicate ACK to keep sending.</w:t>
+        <w:t>ANS: B – Three duplicate ACKs trigger fast retransmit and fast recovery: SSTHRESH ← CWND/2, CWND ← CWND/2 + 3, and the oldest unacked packet is resent.</w:t>
+      </w:r>
+    </w:p>
+    <w:p>
+      <w:pPr>
+        <w:spacing w:after="0"/>
+      </w:pPr>
+      <w:r>
+        <w:t>22. What is a major benefit of Explicit Congestion Notification (ECN) over pure loss-based congestion signaling?</w:t>
+      </w:r>
+    </w:p>
+    <w:p>
+      <w:pPr>
+        <w:pStyle w:val="ListBullet"/>
+        <w:numPr>
+          <w:ilvl w:val="0"/>
+          <w:numId w:val="0"/>
+        </w:numPr>
+      </w:pPr>
+      <w:r>
+        <w:t>A. It guarantees zero queueing delay on all links</w:t>
+      </w:r>
+    </w:p>
+    <w:p>
+      <w:pPr>
+        <w:pStyle w:val="ListBullet"/>
+        <w:numPr>
+          <w:ilvl w:val="0"/>
+          <w:numId w:val="0"/>
+        </w:numPr>
+      </w:pPr>
+      <w:r>
+        <w:t>B. It lets routers warn senders about congestion before queues overflow and packets are dropped</w:t>
+      </w:r>
+    </w:p>
+    <w:p>
+      <w:pPr>
+        <w:pStyle w:val="ListBullet"/>
+        <w:numPr>
+          <w:ilvl w:val="0"/>
+          <w:numId w:val="0"/>
+        </w:numPr>
+      </w:pPr>
+      <w:r>
+        <w:t>C. It removes the need for ACKs entirely</w:t>
+      </w:r>
+    </w:p>
+    <w:p>
+      <w:pPr>
+        <w:pStyle w:val="ListBullet"/>
+        <w:numPr>
+          <w:ilvl w:val="0"/>
+          <w:numId w:val="0"/>
+        </w:numPr>
+      </w:pPr>
+      <w:r>
+        <w:t>D. It makes TCP throughput completely independent of RTT</w:t>
+      </w:r>
+    </w:p>
+    <w:p>
+      <w:r>
+        <w:t>ANS: B – ECN uses a header bit set by congested routers to signal impending congestion before queues are full, reducing delays and avoiding the confusion between corruption-induced loss and congestion-induced loss.</w:t>
       </w:r>
     </w:p>
     <w:p>
@@ -1468,7 +1510,7 @@
         <w:spacing w:after="0" w:line="240" w:lineRule="auto"/>
       </w:pPr>
       <w:r>
-        <w:t>21. In the combined TCP-with-congestion-control logic, what happens on three duplicate ACKs?</w:t>
+        <w:t>23. What simplifying assumption is made in the TCP throughput model about loss events?</w:t>
       </w:r>
     </w:p>
     <w:p>
@@ -1481,7 +1523,7 @@
         <w:spacing w:line="240" w:lineRule="auto"/>
       </w:pPr>
       <w:r>
-        <w:t>A. CWND is set to 1 packet and slow start restarts</w:t>
+        <w:t>A. Losses are random and independent of window size</w:t>
       </w:r>
     </w:p>
     <w:p>
@@ -1494,7 +1536,7 @@
         <w:spacing w:line="240" w:lineRule="auto"/>
       </w:pPr>
       <w:r>
-        <w:t>B. SSTHRESH is set to CWND/2 and CWND is set to CWND/2 + 3, then the leftmost unacked packet is retransmitted</w:t>
+        <w:t>B. Exactly one packet is lost whenever CWND exceeds a fixed Wmax</w:t>
       </w:r>
     </w:p>
     <w:p>
@@ -1507,7 +1549,7 @@
         <w:spacing w:line="240" w:lineRule="auto"/>
       </w:pPr>
       <w:r>
-        <w:t>C. RTT estimation is reset and no retransmission is done</w:t>
+        <w:t>C. Loss always happens in bursts of multiple packets</w:t>
       </w:r>
     </w:p>
     <w:p>
@@ -1520,7 +1562,7 @@
         <w:spacing w:line="240" w:lineRule="auto"/>
       </w:pPr>
       <w:r>
-        <w:t>D. The receiver increases its advertised window</w:t>
+        <w:t>D. Loss is caused only by link corruption, never congestion</w:t>
       </w:r>
     </w:p>
     <w:p>
@@ -1528,77 +1570,7 @@
         <w:spacing w:line="240" w:lineRule="auto"/>
       </w:pPr>
       <w:r>
-        <w:lastRenderedPageBreak/>
-        <w:t>ANS: B – Three duplicate ACKs trigger fast retransmit and fast recovery: SSTHRESH ← CWND/2, CWND ← CWND/2 + 3, and the oldest unacked packet is resent.</w:t>
-      </w:r>
-    </w:p>
-    <w:p>
-      <w:pPr>
-        <w:spacing w:after="0"/>
-      </w:pPr>
-      <w:r>
-        <w:t xml:space="preserve">22. What is </w:t>
-      </w:r>
-      <w:proofErr w:type="gramStart"/>
-      <w:r>
-        <w:t>a major</w:t>
-      </w:r>
-      <w:proofErr w:type="gramEnd"/>
-      <w:r>
-        <w:t xml:space="preserve"> benefit of Explicit Congestion Notification (ECN) over pure loss-based congestion signaling?</w:t>
-      </w:r>
-    </w:p>
-    <w:p>
-      <w:pPr>
-        <w:pStyle w:val="ListBullet"/>
-        <w:numPr>
-          <w:ilvl w:val="0"/>
-          <w:numId w:val="0"/>
-        </w:numPr>
-      </w:pPr>
-      <w:r>
-        <w:t>A. It guarantees zero queueing delay on all links</w:t>
-      </w:r>
-    </w:p>
-    <w:p>
-      <w:pPr>
-        <w:pStyle w:val="ListBullet"/>
-        <w:numPr>
-          <w:ilvl w:val="0"/>
-          <w:numId w:val="0"/>
-        </w:numPr>
-      </w:pPr>
-      <w:r>
-        <w:t>B. It lets routers warn senders about congestion before queues overflow and packets are dropped</w:t>
-      </w:r>
-    </w:p>
-    <w:p>
-      <w:pPr>
-        <w:pStyle w:val="ListBullet"/>
-        <w:numPr>
-          <w:ilvl w:val="0"/>
-          <w:numId w:val="0"/>
-        </w:numPr>
-      </w:pPr>
-      <w:r>
-        <w:t>C. It removes the need for ACKs entirely</w:t>
-      </w:r>
-    </w:p>
-    <w:p>
-      <w:pPr>
-        <w:pStyle w:val="ListBullet"/>
-        <w:numPr>
-          <w:ilvl w:val="0"/>
-          <w:numId w:val="0"/>
-        </w:numPr>
-      </w:pPr>
-      <w:r>
-        <w:t>D. It makes TCP throughput completely independent of RTT</w:t>
-      </w:r>
-    </w:p>
-    <w:p>
-      <w:r>
-        <w:t>ANS: B – ECN uses a header bit set by congested routers to signal impending congestion before queues are full, reducing delays and avoiding the confusion between corruption-induced loss and congestion-induced loss.</w:t>
+        <w:t>ANS: B – The model assumes a single connection with fixed RTT and bandwidth where one packet is lost when CWND reaches Wmax, detected by duplicate ACKs.</w:t>
       </w:r>
     </w:p>
     <w:p>
@@ -1606,7 +1578,7 @@
         <w:spacing w:after="0" w:line="240" w:lineRule="auto"/>
       </w:pPr>
       <w:r>
-        <w:t>23. What simplifying assumption is made in the TCP throughput model about loss events?</w:t>
+        <w:t>24. Under the derived TCP throughput model, how does average window size relate to Wmax?</w:t>
       </w:r>
     </w:p>
     <w:p>
@@ -1619,7 +1591,7 @@
         <w:spacing w:line="240" w:lineRule="auto"/>
       </w:pPr>
       <w:r>
-        <w:t>A. Losses are random and independent of window size</w:t>
+        <w:t>A. It equals Wmax</w:t>
       </w:r>
     </w:p>
     <w:p>
@@ -1632,7 +1604,7 @@
         <w:spacing w:line="240" w:lineRule="auto"/>
       </w:pPr>
       <w:r>
-        <w:t>B. Exactly one packet is lost whenever CWND exceeds a fixed Wmax</w:t>
+        <w:t>B. It equals Wmax/2</w:t>
       </w:r>
     </w:p>
     <w:p>
@@ -1645,7 +1617,7 @@
         <w:spacing w:line="240" w:lineRule="auto"/>
       </w:pPr>
       <w:r>
-        <w:t>C. Loss always happens in bursts of multiple packets</w:t>
+        <w:t>C. It equals 3/4 · Wmax</w:t>
       </w:r>
     </w:p>
     <w:p>
@@ -1658,7 +1630,7 @@
         <w:spacing w:line="240" w:lineRule="auto"/>
       </w:pPr>
       <w:r>
-        <w:t>D. Loss is caused only by link corruption, never congestion</w:t>
+        <w:t>D. It equals 2 · Wmax</w:t>
       </w:r>
     </w:p>
     <w:p>
@@ -1666,7 +1638,7 @@
         <w:spacing w:line="240" w:lineRule="auto"/>
       </w:pPr>
       <w:r>
-        <w:t>ANS: B – The model assumes a single connection with fixed RTT and bandwidth where one packet is lost when CWND reaches Wmax, detected by duplicate ACKs.</w:t>
+        <w:t>ANS: C – With a linear increase from Wmax/2 up to Wmax then a drop, the average window over each sawtooth is 3/4 · Wmax.</w:t>
       </w:r>
     </w:p>
     <w:p>
@@ -1674,7 +1646,7 @@
         <w:spacing w:after="0" w:line="240" w:lineRule="auto"/>
       </w:pPr>
       <w:r>
-        <w:t>24. Under the derived TCP throughput model, how does average window size relate to Wmax?</w:t>
+        <w:t>25. What key qualitative conclusion does the TCP throughput equation draw about flows with different RTTs?</w:t>
       </w:r>
     </w:p>
     <w:p>
@@ -1687,7 +1659,7 @@
         <w:spacing w:line="240" w:lineRule="auto"/>
       </w:pPr>
       <w:r>
-        <w:t>A. It equals Wmax</w:t>
+        <w:t>A. Throughput is independent of RTT, so all flows are RTT-fair</w:t>
       </w:r>
     </w:p>
     <w:p>
@@ -1700,7 +1672,7 @@
         <w:spacing w:line="240" w:lineRule="auto"/>
       </w:pPr>
       <w:r>
-        <w:t>B. It equals Wmax/2</w:t>
+        <w:t>B. Throughput is inversely proportional to RTT, so shorter RTT flows get more bandwidth</w:t>
       </w:r>
     </w:p>
     <w:p>
@@ -1713,7 +1685,7 @@
         <w:spacing w:line="240" w:lineRule="auto"/>
       </w:pPr>
       <w:r>
-        <w:t>C. It equals 3/4 · Wmax</w:t>
+        <w:t>C. Throughput is proportional to RTT squared</w:t>
       </w:r>
     </w:p>
     <w:p>
@@ -1726,7 +1698,7 @@
         <w:spacing w:line="240" w:lineRule="auto"/>
       </w:pPr>
       <w:r>
-        <w:t>D. It equals 2 · Wmax</w:t>
+        <w:t>D. RTT only affects slow start, not steady-state throughput</w:t>
       </w:r>
     </w:p>
     <w:p>
@@ -1734,7 +1706,7 @@
         <w:spacing w:line="240" w:lineRule="auto"/>
       </w:pPr>
       <w:r>
-        <w:t>ANS: C – With a linear increase from Wmax/2 up to Wmax then a drop, the average window over each sawtooth is 3/4 · Wmax.</w:t>
+        <w:t>ANS: B – The equation implies throughput ∝ 1/RTT, so flows with smaller RTTs achieve higher steady-state rates, reducing fairness across RTTs.</w:t>
       </w:r>
     </w:p>
     <w:p>
@@ -1742,7 +1714,8 @@
         <w:spacing w:after="0" w:line="240" w:lineRule="auto"/>
       </w:pPr>
       <w:r>
-        <w:t>25. What key qualitative conclusion does the TCP throughput equation draw about flows with different RTTs?</w:t>
+        <w:lastRenderedPageBreak/>
+        <w:t>26. Why do short TCP connections often suffer higher latency than long ones?</w:t>
       </w:r>
     </w:p>
     <w:p>
@@ -1755,7 +1728,7 @@
         <w:spacing w:line="240" w:lineRule="auto"/>
       </w:pPr>
       <w:r>
-        <w:t>A. Throughput is independent of RTT, so all flows are RTT-fair</w:t>
+        <w:t>A. They always traverse more congested paths</w:t>
       </w:r>
     </w:p>
     <w:p>
@@ -1768,7 +1741,10 @@
         <w:spacing w:line="240" w:lineRule="auto"/>
       </w:pPr>
       <w:r>
-        <w:t>B. Throughput is inversely proportional to RTT, so shorter RTT flows get more bandwidth</w:t>
+        <w:t>B. They spend most of their lifetime in slow start and may see timeouts instead of fast retransmit</w:t>
+      </w:r>
+      <w:r>
+        <w:t xml:space="preserve"> due to duplicate ACKs</w:t>
       </w:r>
     </w:p>
     <w:p>
@@ -1781,7 +1757,7 @@
         <w:spacing w:line="240" w:lineRule="auto"/>
       </w:pPr>
       <w:r>
-        <w:t>C. Throughput is proportional to RTT squared</w:t>
+        <w:t>C. Routers deprioritize short flows by default</w:t>
       </w:r>
     </w:p>
     <w:p>
@@ -1794,7 +1770,7 @@
         <w:spacing w:line="240" w:lineRule="auto"/>
       </w:pPr>
       <w:r>
-        <w:t>D. RTT only affects slow start, not steady-state throughput</w:t>
+        <w:t>D. They cannot use acknowledgments for reliability</w:t>
       </w:r>
     </w:p>
     <w:p>
@@ -1802,7 +1778,7 @@
         <w:spacing w:line="240" w:lineRule="auto"/>
       </w:pPr>
       <w:r>
-        <w:t>ANS: B – The equation implies throughput ∝ 1/RTT, so flows with smaller RTTs achieve higher steady-state rates, reducing fairness across RTTs.</w:t>
+        <w:t>ANS: B – Short flows send few packets, often staying in slow start and lacking enough packets for duplicate ACK-based loss detection, so losses lead to costly timeouts.</w:t>
       </w:r>
     </w:p>
     <w:p>
@@ -1810,15 +1786,7 @@
         <w:spacing w:after="0" w:line="240" w:lineRule="auto"/>
       </w:pPr>
       <w:r>
-        <w:t xml:space="preserve">26. Why do short TCP connections often </w:t>
-      </w:r>
-      <w:proofErr w:type="gramStart"/>
-      <w:r>
-        <w:t>suffer</w:t>
-      </w:r>
-      <w:proofErr w:type="gramEnd"/>
-      <w:r>
-        <w:t xml:space="preserve"> higher latency than long ones?</w:t>
+        <w:t>27. What problem does bufferbloat create in TCP networks?</w:t>
       </w:r>
     </w:p>
     <w:p>
@@ -1831,7 +1799,7 @@
         <w:spacing w:line="240" w:lineRule="auto"/>
       </w:pPr>
       <w:r>
-        <w:t>A. They always traverse more congested paths</w:t>
+        <w:t>A. Extremely low utilization because queues are too small</w:t>
       </w:r>
     </w:p>
     <w:p>
@@ -1844,10 +1812,7 @@
         <w:spacing w:line="240" w:lineRule="auto"/>
       </w:pPr>
       <w:r>
-        <w:t>B. They spend most of their lifetime in slow start and may see timeouts instead of fast retransmit</w:t>
-      </w:r>
-      <w:r>
-        <w:t xml:space="preserve"> due to duplicate ACKs</w:t>
+        <w:t>B. Huge queues that add latency before loss signals arrive</w:t>
       </w:r>
     </w:p>
     <w:p>
@@ -1860,7 +1825,7 @@
         <w:spacing w:line="240" w:lineRule="auto"/>
       </w:pPr>
       <w:r>
-        <w:t>C. Routers deprioritize short flows by default</w:t>
+        <w:t>C. Inability to distinguish ACKs from data packets</w:t>
       </w:r>
     </w:p>
     <w:p>
@@ -1873,7 +1838,7 @@
         <w:spacing w:line="240" w:lineRule="auto"/>
       </w:pPr>
       <w:r>
-        <w:t>D. They cannot use acknowledgments for reliability</w:t>
+        <w:t>D. Excessive corruption due to noisy links</w:t>
       </w:r>
     </w:p>
     <w:p>
@@ -1881,8 +1846,7 @@
         <w:spacing w:line="240" w:lineRule="auto"/>
       </w:pPr>
       <w:r>
-        <w:lastRenderedPageBreak/>
-        <w:t>ANS: B – Short flows send few packets, often staying in slow start and lacking enough packets for duplicate ACK-based loss detection, so losses lead to costly timeouts.</w:t>
+        <w:t>ANS: B – Large buffers let TCP queues grow very long; by the time loss occurs, packets have already experienced large queueing delays for everyone.</w:t>
       </w:r>
     </w:p>
     <w:p>
@@ -1890,7 +1854,7 @@
         <w:spacing w:after="0" w:line="240" w:lineRule="auto"/>
       </w:pPr>
       <w:r>
-        <w:t>27. What problem does bufferbloat create in TCP networks?</w:t>
+        <w:t>28. Which property of fair queuing is highlighted as a benefit over simple FIFO queues?</w:t>
       </w:r>
     </w:p>
     <w:p>
@@ -1903,7 +1867,7 @@
         <w:spacing w:line="240" w:lineRule="auto"/>
       </w:pPr>
       <w:r>
-        <w:t>A. Extremely low utilization because queues are too small</w:t>
+        <w:t>A. It guarantees zero congestion on all links</w:t>
       </w:r>
     </w:p>
     <w:p>
@@ -1916,7 +1880,7 @@
         <w:spacing w:line="240" w:lineRule="auto"/>
       </w:pPr>
       <w:r>
-        <w:t>B. Huge queues that add latency before loss signals arrive</w:t>
+        <w:t>B. It isolates flows so cheaters and RTT differences have less impact on others</w:t>
       </w:r>
     </w:p>
     <w:p>
@@ -1929,7 +1893,7 @@
         <w:spacing w:line="240" w:lineRule="auto"/>
       </w:pPr>
       <w:r>
-        <w:t>C. Inability to distinguish ACKs from data packets</w:t>
+        <w:t>C. It removes the need for congestion control at end hosts</w:t>
       </w:r>
     </w:p>
     <w:p>
@@ -1942,7 +1906,7 @@
         <w:spacing w:line="240" w:lineRule="auto"/>
       </w:pPr>
       <w:r>
-        <w:t>D. Excessive corruption due to noisy links</w:t>
+        <w:t>D. It is simpler to implement than FIFO</w:t>
       </w:r>
     </w:p>
     <w:p>
@@ -1950,7 +1914,7 @@
         <w:spacing w:line="240" w:lineRule="auto"/>
       </w:pPr>
       <w:r>
-        <w:t>ANS: B – Large buffers let TCP queues grow very long; by the time loss occurs, packets have already experienced large queueing delays for everyone.</w:t>
+        <w:t>ANS: B – Fair queuing provides per-flow isolation so a misbehaving or high-RTT flow cannot as easily starve others, although it does not eliminate congestion.</w:t>
       </w:r>
     </w:p>
     <w:p>
@@ -1958,15 +1922,7 @@
         <w:spacing w:after="0" w:line="240" w:lineRule="auto"/>
       </w:pPr>
       <w:r>
-        <w:t xml:space="preserve">28. Which property of fair </w:t>
-      </w:r>
-      <w:proofErr w:type="gramStart"/>
-      <w:r>
-        <w:t>queuing</w:t>
-      </w:r>
-      <w:proofErr w:type="gramEnd"/>
-      <w:r>
-        <w:t xml:space="preserve"> is highlighted as a benefit over simple FIFO queues?</w:t>
+        <w:t>29. What is the core idea behind Explicit Congestion Notification (ECN)?</w:t>
       </w:r>
     </w:p>
     <w:p>
@@ -1979,7 +1935,7 @@
         <w:spacing w:line="240" w:lineRule="auto"/>
       </w:pPr>
       <w:r>
-        <w:t>A. It guarantees zero congestion on all links</w:t>
+        <w:t>A. Routers silently drop packets earlier than usual</w:t>
       </w:r>
     </w:p>
     <w:p>
@@ -1992,7 +1948,7 @@
         <w:spacing w:line="240" w:lineRule="auto"/>
       </w:pPr>
       <w:r>
-        <w:t>B. It isolates flows so cheaters and RTT differences have less impact on others</w:t>
+        <w:t>B. Routers set a bit in packet headers to warn of impending congestion before loss</w:t>
       </w:r>
     </w:p>
     <w:p>
@@ -2005,7 +1961,7 @@
         <w:spacing w:line="240" w:lineRule="auto"/>
       </w:pPr>
       <w:r>
-        <w:t>C. It removes the need for congestion control at end hosts</w:t>
+        <w:t>C. Senders mark packets to request higher priority</w:t>
       </w:r>
     </w:p>
     <w:p>
@@ -2018,7 +1974,7 @@
         <w:spacing w:line="240" w:lineRule="auto"/>
       </w:pPr>
       <w:r>
-        <w:t>D. It is simpler to implement than FIFO</w:t>
+        <w:t>D. Receivers estimate congestion by measuring jitter</w:t>
       </w:r>
     </w:p>
     <w:p>
@@ -2026,7 +1982,7 @@
         <w:spacing w:line="240" w:lineRule="auto"/>
       </w:pPr>
       <w:r>
-        <w:t>ANS: B – Fair queuing provides per-flow isolation so a misbehaving or high-RTT flow cannot as easily starve others, although it does not eliminate congestion.</w:t>
+        <w:t>ANS: B – ECN lets routers mark packets with a congestion bit instead of dropping them, so endpoints can reduce rates before queues overflow.</w:t>
       </w:r>
     </w:p>
     <w:p>
@@ -2034,7 +1990,7 @@
         <w:spacing w:after="0" w:line="240" w:lineRule="auto"/>
       </w:pPr>
       <w:r>
-        <w:t>29. What is the core idea behind Explicit Congestion Notification (ECN)?</w:t>
+        <w:t>30. Why are congestion control and reliability described as "intertwined" in classic TCP?</w:t>
       </w:r>
     </w:p>
     <w:p>
@@ -2047,7 +2003,7 @@
         <w:spacing w:line="240" w:lineRule="auto"/>
       </w:pPr>
       <w:r>
-        <w:t>A. Routers silently drop packets earlier than usual</w:t>
+        <w:t>A. Both functions are implemented in routers only</w:t>
       </w:r>
     </w:p>
     <w:p>
@@ -2060,7 +2016,7 @@
         <w:spacing w:line="240" w:lineRule="auto"/>
       </w:pPr>
       <w:r>
-        <w:t>B. Routers set a bit in packet headers to warn of impending congestion before loss</w:t>
+        <w:t>B. Congestion windows, ACKs, and timeouts are used simultaneously for rate control and detecting loss</w:t>
       </w:r>
     </w:p>
     <w:p>
@@ -2073,7 +2029,7 @@
         <w:spacing w:line="240" w:lineRule="auto"/>
       </w:pPr>
       <w:r>
-        <w:t>C. Senders mark packets to request higher priority</w:t>
+        <w:t>C. Reliability is implemented at the application layer but depends on router ECN</w:t>
       </w:r>
     </w:p>
     <w:p>
@@ -2086,7 +2042,7 @@
         <w:spacing w:line="240" w:lineRule="auto"/>
       </w:pPr>
       <w:r>
-        <w:t>D. Receivers estimate congestion by measuring jitter</w:t>
+        <w:t>D. Congestion control requires forward error correction instead of retransmission</w:t>
       </w:r>
     </w:p>
     <w:p>
@@ -2094,15 +2050,21 @@
         <w:spacing w:line="240" w:lineRule="auto"/>
       </w:pPr>
       <w:r>
-        <w:t>ANS: B – ECN lets routers mark packets with a congestion bit instead of dropping them, so endpoints can reduce rates before queues overflow.</w:t>
-      </w:r>
-    </w:p>
-    <w:p>
-      <w:pPr>
-        <w:spacing w:after="0" w:line="240" w:lineRule="auto"/>
-      </w:pPr>
-      <w:r>
-        <w:t>30. Why are congestion control and reliability described as "intertwined" in classic TCP?</w:t>
+        <w:t>ANS: B – TCP reuses ACKs and timeouts both to ensure reliability and to drive congestion window adjustments, so modifying one aspect often affects the other.</w:t>
+      </w:r>
+    </w:p>
+    <w:p>
+      <w:pPr>
+        <w:spacing w:after="0"/>
+      </w:pPr>
+      <w:r>
+        <w:t>3</w:t>
+      </w:r>
+      <w:r>
+        <w:t>1</w:t>
+      </w:r>
+      <w:r>
+        <w:t>. In the max-min fairness example with total capacity C = 10 and demands A = 8, B = 6, C = 2, what is the correct max-min fair allocation?</w:t>
       </w:r>
     </w:p>
     <w:p>
@@ -2112,18 +2074,9 @@
           <w:ilvl w:val="0"/>
           <w:numId w:val="0"/>
         </w:numPr>
-        <w:spacing w:line="240" w:lineRule="auto"/>
-      </w:pPr>
-      <w:r>
-        <w:t xml:space="preserve">A. Both functions are implemented </w:t>
-      </w:r>
-      <w:proofErr w:type="gramStart"/>
-      <w:r>
-        <w:t>in</w:t>
-      </w:r>
-      <w:proofErr w:type="gramEnd"/>
-      <w:r>
-        <w:t xml:space="preserve"> routers only</w:t>
+      </w:pPr>
+      <w:r>
+        <w:t>A. A = 5, B = 3, C = 2</w:t>
       </w:r>
     </w:p>
     <w:p>
@@ -2133,10 +2086,9 @@
           <w:ilvl w:val="0"/>
           <w:numId w:val="0"/>
         </w:numPr>
-        <w:spacing w:line="240" w:lineRule="auto"/>
-      </w:pPr>
-      <w:r>
-        <w:t>B. Congestion windows, ACKs, and timeouts are used simultaneously for rate control and detecting loss</w:t>
+      </w:pPr>
+      <w:r>
+        <w:t>B. A = 4, B = 4, C = 2</w:t>
       </w:r>
     </w:p>
     <w:p>
@@ -2146,160 +2098,9 @@
           <w:ilvl w:val="0"/>
           <w:numId w:val="0"/>
         </w:numPr>
-        <w:spacing w:line="240" w:lineRule="auto"/>
-      </w:pPr>
-      <w:r>
-        <w:t>C. Reliability is implemented at the application layer but depends on router ECN</w:t>
-      </w:r>
-    </w:p>
-    <w:p>
-      <w:pPr>
-        <w:pStyle w:val="ListBullet"/>
-        <w:numPr>
-          <w:ilvl w:val="0"/>
-          <w:numId w:val="0"/>
-        </w:numPr>
-        <w:spacing w:line="240" w:lineRule="auto"/>
-      </w:pPr>
-      <w:r>
-        <w:t>D. Congestion control requires forward error correction instead of retransmission</w:t>
-      </w:r>
-    </w:p>
-    <w:p>
-      <w:pPr>
-        <w:spacing w:line="240" w:lineRule="auto"/>
-      </w:pPr>
-      <w:r>
-        <w:t>ANS: B – TCP reuses ACKs and timeouts both to ensure reliability and to drive congestion window adjustments, so modifying one aspect often affects the other.</w:t>
-      </w:r>
-    </w:p>
-    <w:p>
-      <w:pPr>
-        <w:spacing w:after="0"/>
-      </w:pPr>
-      <w:r>
-        <w:t>31. Why can opening many parallel TCP connections be considered a cheating strategy?</w:t>
-      </w:r>
-    </w:p>
-    <w:p>
-      <w:pPr>
-        <w:pStyle w:val="ListBullet"/>
-        <w:numPr>
-          <w:ilvl w:val="0"/>
-          <w:numId w:val="0"/>
-        </w:numPr>
-      </w:pPr>
-      <w:r>
-        <w:t xml:space="preserve">A. Because TCP shares </w:t>
-      </w:r>
-      <w:proofErr w:type="gramStart"/>
-      <w:r>
-        <w:t>bandwidth per host</w:t>
-      </w:r>
-      <w:proofErr w:type="gramEnd"/>
-      <w:r>
-        <w:t xml:space="preserve"> rather than per connection, so multiple connections are treated as one</w:t>
-      </w:r>
-    </w:p>
-    <w:p>
-      <w:pPr>
-        <w:pStyle w:val="ListBullet"/>
-        <w:numPr>
-          <w:ilvl w:val="0"/>
-          <w:numId w:val="0"/>
-        </w:numPr>
-      </w:pPr>
-      <w:r>
-        <w:t xml:space="preserve">B. Because each connection receives its own share of </w:t>
-      </w:r>
-      <w:proofErr w:type="gramStart"/>
-      <w:r>
-        <w:t>bandwidth, so</w:t>
-      </w:r>
-      <w:proofErr w:type="gramEnd"/>
-      <w:r>
-        <w:t xml:space="preserve"> a user with many connections captures more total bandwidth than a user with one</w:t>
-      </w:r>
-    </w:p>
-    <w:p>
-      <w:pPr>
-        <w:pStyle w:val="ListBullet"/>
-        <w:numPr>
-          <w:ilvl w:val="0"/>
-          <w:numId w:val="0"/>
-        </w:numPr>
-      </w:pPr>
-      <w:r>
-        <w:t>C. Because routers automatically deprioritize packets from users with multiple simultaneous flows</w:t>
-      </w:r>
-    </w:p>
-    <w:p>
-      <w:pPr>
-        <w:pStyle w:val="ListBullet"/>
-        <w:numPr>
-          <w:ilvl w:val="0"/>
-          <w:numId w:val="0"/>
-        </w:numPr>
-      </w:pPr>
-      <w:r>
-        <w:t>D. Because duplicate ACK detection is disabled across parallel connections</w:t>
-      </w:r>
-    </w:p>
-    <w:p>
+      </w:pPr>
       <w:r>
         <w:lastRenderedPageBreak/>
-        <w:t>ANS: B – TCP congestion control operates per connection; bandwidth is divided roughly equally among connections, so a host running N connections can receive up to N times the share of a host running one connection.</w:t>
-      </w:r>
-    </w:p>
-    <w:p>
-      <w:pPr>
-        <w:spacing w:after="0"/>
-      </w:pPr>
-      <w:r>
-        <w:t xml:space="preserve">32. In the max-min fairness example with total capacity C = 10 and demands A = 8, B = 6, C = 2, what is the correct </w:t>
-      </w:r>
-      <w:proofErr w:type="gramStart"/>
-      <w:r>
-        <w:t>max-min</w:t>
-      </w:r>
-      <w:proofErr w:type="gramEnd"/>
-      <w:r>
-        <w:t xml:space="preserve"> fair allocation?</w:t>
-      </w:r>
-    </w:p>
-    <w:p>
-      <w:pPr>
-        <w:pStyle w:val="ListBullet"/>
-        <w:numPr>
-          <w:ilvl w:val="0"/>
-          <w:numId w:val="0"/>
-        </w:numPr>
-      </w:pPr>
-      <w:r>
-        <w:t>A. A = 5, B = 3, C = 2</w:t>
-      </w:r>
-    </w:p>
-    <w:p>
-      <w:pPr>
-        <w:pStyle w:val="ListBullet"/>
-        <w:numPr>
-          <w:ilvl w:val="0"/>
-          <w:numId w:val="0"/>
-        </w:numPr>
-      </w:pPr>
-      <w:r>
-        <w:t>B. A = 4, B = 4, C = 2</w:t>
-      </w:r>
-    </w:p>
-    <w:p>
-      <w:pPr>
-        <w:pStyle w:val="ListBullet"/>
-        <w:numPr>
-          <w:ilvl w:val="0"/>
-          <w:numId w:val="0"/>
-        </w:numPr>
-      </w:pPr>
-      <w:r>
         <w:t>C. A = 6, B = 2, C = 2</w:t>
       </w:r>
     </w:p>
@@ -2485,7 +2286,7 @@
   <w:abstractNum w:abstractNumId="8" w15:restartNumberingAfterBreak="0">
     <w:nsid w:val="FFFFFF89"/>
     <w:multiLevelType w:val="singleLevel"/>
-    <w:tmpl w:val="29761A62"/>
+    <w:tmpl w:val="C5C23968"/>
     <w:lvl w:ilvl="0">
       <w:start w:val="1"/>
       <w:numFmt w:val="bullet"/>

--- a/Quiz/Lecture 12-13 Quiz ANS.docx
+++ b/Quiz/Lecture 12-13 Quiz ANS.docx
@@ -425,7 +425,15 @@
         <w:spacing w:line="240" w:lineRule="auto"/>
       </w:pPr>
       <w:r>
-        <w:t>C. Fair queuing, ECN marking, and bufferbloat detection</w:t>
+        <w:t xml:space="preserve">C. Fair queuing, ECN marking, and </w:t>
+      </w:r>
+      <w:proofErr w:type="spellStart"/>
+      <w:r>
+        <w:t>bufferbloat</w:t>
+      </w:r>
+      <w:proofErr w:type="spellEnd"/>
+      <w:r>
+        <w:t xml:space="preserve"> detection</w:t>
       </w:r>
     </w:p>
     <w:p>
@@ -525,10 +533,7 @@
         <w:spacing w:after="0"/>
       </w:pPr>
       <w:r>
-        <w:t>8</w:t>
-      </w:r>
-      <w:r>
-        <w:t>. Why can opening many parallel TCP connections be considered a cheating strategy?</w:t>
+        <w:t>8. Why can opening many parallel TCP connections be considered a cheating strategy?</w:t>
       </w:r>
     </w:p>
     <w:p>
@@ -1407,7 +1412,15 @@
         <w:spacing w:line="240" w:lineRule="auto"/>
       </w:pPr>
       <w:r>
-        <w:t>B. SSTHRESH is set to CWND/2 and CWND is set to CWND/2 + 3, then the leftmost unacked packet is retransmitted</w:t>
+        <w:t xml:space="preserve">B. SSTHRESH is set to CWND/2 and CWND is set to CWND/2 + 3, then the leftmost </w:t>
+      </w:r>
+      <w:proofErr w:type="spellStart"/>
+      <w:r>
+        <w:t>unacked</w:t>
+      </w:r>
+      <w:proofErr w:type="spellEnd"/>
+      <w:r>
+        <w:t xml:space="preserve"> packet is retransmitted</w:t>
       </w:r>
     </w:p>
     <w:p>
@@ -1441,7 +1454,15 @@
         <w:spacing w:line="240" w:lineRule="auto"/>
       </w:pPr>
       <w:r>
-        <w:t>ANS: B – Three duplicate ACKs trigger fast retransmit and fast recovery: SSTHRESH ← CWND/2, CWND ← CWND/2 + 3, and the oldest unacked packet is resent.</w:t>
+        <w:t xml:space="preserve">ANS: B – Three duplicate ACKs trigger fast retransmit and fast recovery: SSTHRESH ← CWND/2, CWND ← CWND/2 + 3, and the oldest </w:t>
+      </w:r>
+      <w:proofErr w:type="spellStart"/>
+      <w:r>
+        <w:t>unacked</w:t>
+      </w:r>
+      <w:proofErr w:type="spellEnd"/>
+      <w:r>
+        <w:t xml:space="preserve"> packet is resent.</w:t>
       </w:r>
     </w:p>
     <w:p>
@@ -1536,8 +1557,13 @@
         <w:spacing w:line="240" w:lineRule="auto"/>
       </w:pPr>
       <w:r>
-        <w:t>B. Exactly one packet is lost whenever CWND exceeds a fixed Wmax</w:t>
-      </w:r>
+        <w:t xml:space="preserve">B. Exactly one packet is lost whenever CWND exceeds a fixed </w:t>
+      </w:r>
+      <w:proofErr w:type="spellStart"/>
+      <w:r>
+        <w:t>Wmax</w:t>
+      </w:r>
+      <w:proofErr w:type="spellEnd"/>
     </w:p>
     <w:p>
       <w:pPr>
@@ -1570,7 +1596,15 @@
         <w:spacing w:line="240" w:lineRule="auto"/>
       </w:pPr>
       <w:r>
-        <w:t>ANS: B – The model assumes a single connection with fixed RTT and bandwidth where one packet is lost when CWND reaches Wmax, detected by duplicate ACKs.</w:t>
+        <w:t xml:space="preserve">ANS: B – The model assumes a single connection with fixed RTT and bandwidth where one packet is lost when CWND reaches </w:t>
+      </w:r>
+      <w:proofErr w:type="spellStart"/>
+      <w:r>
+        <w:t>Wmax</w:t>
+      </w:r>
+      <w:proofErr w:type="spellEnd"/>
+      <w:r>
+        <w:t>, detected by duplicate ACKs.</w:t>
       </w:r>
     </w:p>
     <w:p>
@@ -1578,7 +1612,15 @@
         <w:spacing w:after="0" w:line="240" w:lineRule="auto"/>
       </w:pPr>
       <w:r>
-        <w:t>24. Under the derived TCP throughput model, how does average window size relate to Wmax?</w:t>
+        <w:t xml:space="preserve">24. Under the derived TCP throughput model, how does average window size relate to </w:t>
+      </w:r>
+      <w:proofErr w:type="spellStart"/>
+      <w:r>
+        <w:t>Wmax</w:t>
+      </w:r>
+      <w:proofErr w:type="spellEnd"/>
+      <w:r>
+        <w:t>?</w:t>
       </w:r>
     </w:p>
     <w:p>
@@ -1591,8 +1633,13 @@
         <w:spacing w:line="240" w:lineRule="auto"/>
       </w:pPr>
       <w:r>
-        <w:t>A. It equals Wmax</w:t>
-      </w:r>
+        <w:t xml:space="preserve">A. It equals </w:t>
+      </w:r>
+      <w:proofErr w:type="spellStart"/>
+      <w:r>
+        <w:t>Wmax</w:t>
+      </w:r>
+      <w:proofErr w:type="spellEnd"/>
     </w:p>
     <w:p>
       <w:pPr>
@@ -1604,7 +1651,15 @@
         <w:spacing w:line="240" w:lineRule="auto"/>
       </w:pPr>
       <w:r>
-        <w:t>B. It equals Wmax/2</w:t>
+        <w:t xml:space="preserve">B. It equals </w:t>
+      </w:r>
+      <w:proofErr w:type="spellStart"/>
+      <w:r>
+        <w:t>Wmax</w:t>
+      </w:r>
+      <w:proofErr w:type="spellEnd"/>
+      <w:r>
+        <w:t>/2</w:t>
       </w:r>
     </w:p>
     <w:p>
@@ -1617,8 +1672,13 @@
         <w:spacing w:line="240" w:lineRule="auto"/>
       </w:pPr>
       <w:r>
-        <w:t>C. It equals 3/4 · Wmax</w:t>
-      </w:r>
+        <w:t xml:space="preserve">C. It equals 3/4 · </w:t>
+      </w:r>
+      <w:proofErr w:type="spellStart"/>
+      <w:r>
+        <w:t>Wmax</w:t>
+      </w:r>
+      <w:proofErr w:type="spellEnd"/>
     </w:p>
     <w:p>
       <w:pPr>
@@ -1630,15 +1690,44 @@
         <w:spacing w:line="240" w:lineRule="auto"/>
       </w:pPr>
       <w:r>
-        <w:t>D. It equals 2 · Wmax</w:t>
-      </w:r>
+        <w:t xml:space="preserve">D. It equals 2 · </w:t>
+      </w:r>
+      <w:proofErr w:type="spellStart"/>
+      <w:r>
+        <w:t>Wmax</w:t>
+      </w:r>
+      <w:proofErr w:type="spellEnd"/>
     </w:p>
     <w:p>
       <w:pPr>
         <w:spacing w:line="240" w:lineRule="auto"/>
       </w:pPr>
       <w:r>
-        <w:t>ANS: C – With a linear increase from Wmax/2 up to Wmax then a drop, the average window over each sawtooth is 3/4 · Wmax.</w:t>
+        <w:t xml:space="preserve">ANS: C – With a linear increase from </w:t>
+      </w:r>
+      <w:proofErr w:type="spellStart"/>
+      <w:r>
+        <w:t>Wmax</w:t>
+      </w:r>
+      <w:proofErr w:type="spellEnd"/>
+      <w:r>
+        <w:t xml:space="preserve">/2 up to </w:t>
+      </w:r>
+      <w:proofErr w:type="spellStart"/>
+      <w:r>
+        <w:t>Wmax</w:t>
+      </w:r>
+      <w:proofErr w:type="spellEnd"/>
+      <w:r>
+        <w:t xml:space="preserve"> then a drop, the average window over each sawtooth is 3/4 · </w:t>
+      </w:r>
+      <w:proofErr w:type="spellStart"/>
+      <w:r>
+        <w:t>Wmax</w:t>
+      </w:r>
+      <w:proofErr w:type="spellEnd"/>
+      <w:r>
+        <w:t>.</w:t>
       </w:r>
     </w:p>
     <w:p>
@@ -1786,7 +1875,15 @@
         <w:spacing w:after="0" w:line="240" w:lineRule="auto"/>
       </w:pPr>
       <w:r>
-        <w:t>27. What problem does bufferbloat create in TCP networks?</w:t>
+        <w:t xml:space="preserve">27. What problem does </w:t>
+      </w:r>
+      <w:proofErr w:type="spellStart"/>
+      <w:r>
+        <w:t>bufferbloat</w:t>
+      </w:r>
+      <w:proofErr w:type="spellEnd"/>
+      <w:r>
+        <w:t xml:space="preserve"> create in TCP networks?</w:t>
       </w:r>
     </w:p>
     <w:p>
@@ -2117,8 +2214,160 @@
       </w:r>
     </w:p>
     <w:p>
+      <w:pPr>
+        <w:rPr>
+          <w:rFonts w:eastAsia="宋体"/>
+          <w:lang w:eastAsia="zh-CN"/>
+        </w:rPr>
+      </w:pPr>
       <w:r>
         <w:t>ANS: B – Max-min fairness satisfies low-demand flows first (C gets its full 2), then splits the remaining 8 equally between A and B (4 each), since neither can be fully satisfied.</w:t>
+      </w:r>
+    </w:p>
+    <w:p>
+      <w:pPr>
+        <w:spacing w:after="0"/>
+        <w:rPr>
+          <w:rFonts w:eastAsia="宋体"/>
+          <w:lang w:eastAsia="zh-CN"/>
+        </w:rPr>
+      </w:pPr>
+      <w:r>
+        <w:rPr>
+          <w:rFonts w:eastAsia="宋体"/>
+          <w:lang w:eastAsia="zh-CN"/>
+        </w:rPr>
+        <w:t>3</w:t>
+      </w:r>
+      <w:r>
+        <w:rPr>
+          <w:rFonts w:eastAsia="宋体" w:hint="eastAsia"/>
+          <w:lang w:eastAsia="zh-CN"/>
+        </w:rPr>
+        <w:t>2.</w:t>
+      </w:r>
+      <w:r>
+        <w:rPr>
+          <w:rFonts w:eastAsia="宋体"/>
+          <w:lang w:eastAsia="zh-CN"/>
+        </w:rPr>
+        <w:t xml:space="preserve"> What does a TCP receiver do when it receives 2 identical duplicate packets, both with sequence number 50?</w:t>
+      </w:r>
+    </w:p>
+    <w:p>
+      <w:pPr>
+        <w:spacing w:after="0"/>
+        <w:rPr>
+          <w:rFonts w:eastAsia="宋体"/>
+          <w:lang w:eastAsia="zh-CN"/>
+        </w:rPr>
+      </w:pPr>
+      <w:r>
+        <w:rPr>
+          <w:rFonts w:eastAsia="宋体" w:hint="eastAsia"/>
+          <w:lang w:eastAsia="zh-CN"/>
+        </w:rPr>
+        <w:t xml:space="preserve">A. </w:t>
+      </w:r>
+      <w:r>
+        <w:rPr>
+          <w:rFonts w:eastAsia="宋体"/>
+          <w:lang w:eastAsia="zh-CN"/>
+        </w:rPr>
+        <w:t>Send one packet with ACK number 50.</w:t>
+      </w:r>
+    </w:p>
+    <w:p>
+      <w:pPr>
+        <w:spacing w:after="0"/>
+        <w:rPr>
+          <w:rFonts w:eastAsia="宋体"/>
+          <w:lang w:eastAsia="zh-CN"/>
+        </w:rPr>
+      </w:pPr>
+      <w:r>
+        <w:rPr>
+          <w:rFonts w:eastAsia="宋体" w:hint="eastAsia"/>
+          <w:lang w:eastAsia="zh-CN"/>
+        </w:rPr>
+        <w:t xml:space="preserve">B. </w:t>
+      </w:r>
+      <w:r>
+        <w:rPr>
+          <w:rFonts w:eastAsia="宋体"/>
+          <w:lang w:eastAsia="zh-CN"/>
+        </w:rPr>
+        <w:t>Send one packet with ACK number 51.</w:t>
+      </w:r>
+    </w:p>
+    <w:p>
+      <w:pPr>
+        <w:spacing w:after="0"/>
+        <w:rPr>
+          <w:rFonts w:eastAsia="宋体"/>
+          <w:lang w:eastAsia="zh-CN"/>
+        </w:rPr>
+      </w:pPr>
+      <w:r>
+        <w:rPr>
+          <w:rFonts w:eastAsia="宋体" w:hint="eastAsia"/>
+          <w:lang w:eastAsia="zh-CN"/>
+        </w:rPr>
+        <w:t xml:space="preserve">C. </w:t>
+      </w:r>
+      <w:r>
+        <w:rPr>
+          <w:rFonts w:eastAsia="宋体"/>
+          <w:lang w:eastAsia="zh-CN"/>
+        </w:rPr>
+        <w:t>Send two packets with ACK number 50.</w:t>
+      </w:r>
+    </w:p>
+    <w:p>
+      <w:pPr>
+        <w:rPr>
+          <w:rFonts w:eastAsia="宋体"/>
+          <w:lang w:eastAsia="zh-CN"/>
+        </w:rPr>
+      </w:pPr>
+      <w:r>
+        <w:rPr>
+          <w:rFonts w:eastAsia="宋体" w:hint="eastAsia"/>
+          <w:lang w:eastAsia="zh-CN"/>
+        </w:rPr>
+        <w:t xml:space="preserve">D. </w:t>
+      </w:r>
+      <w:r>
+        <w:rPr>
+          <w:rFonts w:eastAsia="宋体"/>
+          <w:lang w:eastAsia="zh-CN"/>
+        </w:rPr>
+        <w:t>Send two packets with ACK number 51</w:t>
+      </w:r>
+    </w:p>
+    <w:p>
+      <w:pPr>
+        <w:spacing w:after="0"/>
+        <w:rPr>
+          <w:rFonts w:eastAsia="宋体" w:hint="eastAsia"/>
+          <w:lang w:eastAsia="zh-CN"/>
+        </w:rPr>
+      </w:pPr>
+      <w:r>
+        <w:t xml:space="preserve">ANS: </w:t>
+      </w:r>
+      <w:r>
+        <w:rPr>
+          <w:rFonts w:eastAsia="宋体" w:hint="eastAsia"/>
+          <w:lang w:eastAsia="zh-CN"/>
+        </w:rPr>
+        <w:t>D</w:t>
+      </w:r>
+      <w:r>
+        <w:t xml:space="preserve"> – </w:t>
+      </w:r>
+      <w:r>
+        <w:t>the ACK number is the next expected sequence number, so after receiving packet 50, the receiver expects packet 51 next.</w:t>
       </w:r>
     </w:p>
     <w:sectPr>

--- a/Quiz/Lecture 12-13 Quiz ANS.docx
+++ b/Quiz/Lecture 12-13 Quiz ANS.docx
@@ -204,7 +204,15 @@
         <w:spacing w:line="240" w:lineRule="auto"/>
       </w:pPr>
       <w:r>
-        <w:t>A. It chooses which routing paths packets follow</w:t>
+        <w:t xml:space="preserve">A. It chooses which </w:t>
+      </w:r>
+      <w:proofErr w:type="gramStart"/>
+      <w:r>
+        <w:t>routing</w:t>
+      </w:r>
+      <w:proofErr w:type="gramEnd"/>
+      <w:r>
+        <w:t xml:space="preserve"> paths packets follow</w:t>
       </w:r>
     </w:p>
     <w:p>
@@ -251,7 +259,23 @@
         <w:spacing w:line="240" w:lineRule="auto"/>
       </w:pPr>
       <w:r>
-        <w:t>ANS: B – Bandwidth is a limited resource and each connection demands some share; congestion control decides how much rate each flow actually gets.</w:t>
+        <w:t xml:space="preserve">ANS: B – Bandwidth is a limited </w:t>
+      </w:r>
+      <w:proofErr w:type="gramStart"/>
+      <w:r>
+        <w:t>resource</w:t>
+      </w:r>
+      <w:proofErr w:type="gramEnd"/>
+      <w:r>
+        <w:t xml:space="preserve"> and each connection demands some share; congestion control decides how much rate each flow </w:t>
+      </w:r>
+      <w:proofErr w:type="gramStart"/>
+      <w:r>
+        <w:t>actually gets</w:t>
+      </w:r>
+      <w:proofErr w:type="gramEnd"/>
+      <w:r>
+        <w:t>.</w:t>
       </w:r>
     </w:p>
     <w:p>
@@ -545,7 +569,15 @@
         </w:numPr>
       </w:pPr>
       <w:r>
-        <w:t>A. Because TCP shares bandwidth per host rather than per connection, so multiple connections are treated as one</w:t>
+        <w:t xml:space="preserve">A. Because TCP shares </w:t>
+      </w:r>
+      <w:proofErr w:type="gramStart"/>
+      <w:r>
+        <w:t>bandwidth per host</w:t>
+      </w:r>
+      <w:proofErr w:type="gramEnd"/>
+      <w:r>
+        <w:t xml:space="preserve"> rather than per connection, so multiple connections are treated as one</w:t>
       </w:r>
     </w:p>
     <w:p>
@@ -557,7 +589,15 @@
         </w:numPr>
       </w:pPr>
       <w:r>
-        <w:t>B. Because each connection receives its own share of bandwidth, so a user with many connections captures more total bandwidth than a user with one</w:t>
+        <w:t xml:space="preserve">B. Because each connection receives its own share of </w:t>
+      </w:r>
+      <w:proofErr w:type="gramStart"/>
+      <w:r>
+        <w:t>bandwidth, so</w:t>
+      </w:r>
+      <w:proofErr w:type="gramEnd"/>
+      <w:r>
+        <w:t xml:space="preserve"> a user with many connections captures more total bandwidth than a user with one</w:t>
       </w:r>
     </w:p>
     <w:p>
@@ -762,7 +802,15 @@
         <w:spacing w:line="240" w:lineRule="auto"/>
       </w:pPr>
       <w:r>
-        <w:t>B. AIMD is the only scheme that converges to a fair allocation</w:t>
+        <w:t xml:space="preserve">B. AIMD is the only scheme that converges </w:t>
+      </w:r>
+      <w:proofErr w:type="gramStart"/>
+      <w:r>
+        <w:t>to</w:t>
+      </w:r>
+      <w:proofErr w:type="gramEnd"/>
+      <w:r>
+        <w:t xml:space="preserve"> a fair allocation</w:t>
       </w:r>
     </w:p>
     <w:p>
@@ -876,7 +924,15 @@
         <w:spacing w:after="0"/>
       </w:pPr>
       <w:r>
-        <w:t>13. What is a major benefit of Explicit Congestion Notification (ECN) over pure loss-based congestion signaling?</w:t>
+        <w:t xml:space="preserve">13. What is </w:t>
+      </w:r>
+      <w:proofErr w:type="gramStart"/>
+      <w:r>
+        <w:t>a major</w:t>
+      </w:r>
+      <w:proofErr w:type="gramEnd"/>
+      <w:r>
+        <w:t xml:space="preserve"> benefit of Explicit Congestion Notification (ECN) over pure loss-based congestion signaling?</w:t>
       </w:r>
     </w:p>
     <w:p>
@@ -937,7 +993,15 @@
         </w:numPr>
       </w:pPr>
       <w:r>
-        <w:t>A. Because TCP shares bandwidth per host rather than per connection, so multiple connections are treated as one</w:t>
+        <w:t xml:space="preserve">A. Because TCP shares </w:t>
+      </w:r>
+      <w:proofErr w:type="gramStart"/>
+      <w:r>
+        <w:t>bandwidth per host</w:t>
+      </w:r>
+      <w:proofErr w:type="gramEnd"/>
+      <w:r>
+        <w:t xml:space="preserve"> rather than per connection, so multiple connections are treated as one</w:t>
       </w:r>
     </w:p>
     <w:p>
@@ -949,7 +1013,15 @@
         </w:numPr>
       </w:pPr>
       <w:r>
-        <w:t>B. Because each connection receives its own share of bandwidth, so a user with many connections captures more total bandwidth than a user with one</w:t>
+        <w:t xml:space="preserve">B. Because each connection receives its own share of </w:t>
+      </w:r>
+      <w:proofErr w:type="gramStart"/>
+      <w:r>
+        <w:t>bandwidth, so</w:t>
+      </w:r>
+      <w:proofErr w:type="gramEnd"/>
+      <w:r>
+        <w:t xml:space="preserve"> a user with many connections captures more total bandwidth than a user with one</w:t>
       </w:r>
     </w:p>
     <w:p>
@@ -1167,7 +1239,15 @@
         <w:spacing w:line="240" w:lineRule="auto"/>
       </w:pPr>
       <w:r>
-        <w:t>ANS: B – Each ACK lets the sender send one replacement packet and also increments CWND by 1, so across one RTT the number of outstanding packets doubles.</w:t>
+        <w:t xml:space="preserve">ANS: B – Each ACK lets the sender send one replacement packet </w:t>
+      </w:r>
+      <w:proofErr w:type="gramStart"/>
+      <w:r>
+        <w:t>and also</w:t>
+      </w:r>
+      <w:proofErr w:type="gramEnd"/>
+      <w:r>
+        <w:t xml:space="preserve"> increments CWND by 1, so across one RTT the number of outstanding packets doubles.</w:t>
       </w:r>
     </w:p>
     <w:p>
@@ -1470,7 +1550,15 @@
         <w:spacing w:after="0"/>
       </w:pPr>
       <w:r>
-        <w:t>22. What is a major benefit of Explicit Congestion Notification (ECN) over pure loss-based congestion signaling?</w:t>
+        <w:t xml:space="preserve">22. What is </w:t>
+      </w:r>
+      <w:proofErr w:type="gramStart"/>
+      <w:r>
+        <w:t>a major</w:t>
+      </w:r>
+      <w:proofErr w:type="gramEnd"/>
+      <w:r>
+        <w:t xml:space="preserve"> benefit of Explicit Congestion Notification (ECN) over pure loss-based congestion signaling?</w:t>
       </w:r>
     </w:p>
     <w:p>
@@ -1804,7 +1892,15 @@
       </w:pPr>
       <w:r>
         <w:lastRenderedPageBreak/>
-        <w:t>26. Why do short TCP connections often suffer higher latency than long ones?</w:t>
+        <w:t xml:space="preserve">26. Why do short TCP connections often </w:t>
+      </w:r>
+      <w:proofErr w:type="gramStart"/>
+      <w:r>
+        <w:t>suffer</w:t>
+      </w:r>
+      <w:proofErr w:type="gramEnd"/>
+      <w:r>
+        <w:t xml:space="preserve"> higher latency than long ones?</w:t>
       </w:r>
     </w:p>
     <w:p>
@@ -1951,7 +2047,15 @@
         <w:spacing w:after="0" w:line="240" w:lineRule="auto"/>
       </w:pPr>
       <w:r>
-        <w:t>28. Which property of fair queuing is highlighted as a benefit over simple FIFO queues?</w:t>
+        <w:t xml:space="preserve">28. Which property of fair </w:t>
+      </w:r>
+      <w:proofErr w:type="gramStart"/>
+      <w:r>
+        <w:t>queuing</w:t>
+      </w:r>
+      <w:proofErr w:type="gramEnd"/>
+      <w:r>
+        <w:t xml:space="preserve"> is highlighted as a benefit over simple FIFO queues?</w:t>
       </w:r>
     </w:p>
     <w:p>
@@ -2100,7 +2204,15 @@
         <w:spacing w:line="240" w:lineRule="auto"/>
       </w:pPr>
       <w:r>
-        <w:t>A. Both functions are implemented in routers only</w:t>
+        <w:t xml:space="preserve">A. Both functions are implemented </w:t>
+      </w:r>
+      <w:proofErr w:type="gramStart"/>
+      <w:r>
+        <w:t>in</w:t>
+      </w:r>
+      <w:proofErr w:type="gramEnd"/>
+      <w:r>
+        <w:t xml:space="preserve"> routers only</w:t>
       </w:r>
     </w:p>
     <w:p>
@@ -2349,7 +2461,7 @@
       <w:pPr>
         <w:spacing w:after="0"/>
         <w:rPr>
-          <w:rFonts w:eastAsia="宋体" w:hint="eastAsia"/>
+          <w:rFonts w:eastAsia="宋体"/>
           <w:lang w:eastAsia="zh-CN"/>
         </w:rPr>
       </w:pPr>
